--- a/硅谷101/E108｜从20分迅速追到50分，国产大模型难在哪儿｜AIGC特辑/全文_校读版.docx
+++ b/硅谷101/E108｜从20分迅速追到50分，国产大模型难在哪儿｜AIGC特辑/全文_校读版.docx
@@ -48,7 +48,7 @@
     </w:p>
     <w:p>
       <w:r>
-        <w:t xml:space="preserve">我们的节目正在开启创建以来第一轮的大型的全职招聘。我们正在招聘播客的节目监制，我们希望他懂内容，懂科技行业和Web3行业。那还在招聘视频的后期、商务和运营。具体信息大家可以看节目的show notes，感兴趣的小伙伴也可以把你们的简历还有代表作品发送到我们的邮箱，podcastsv101.net。我，我，再说一遍，邮箱的地址是podcastv101.net。非常期待对做内容有热情的小伙伴来加入我们，跟我们一起创作。</w:t>
+        <w:t xml:space="preserve">我们的节目正在开启创建以来第一轮的大型的全职招聘。我们正在招聘播客的节目监制，我们希望他懂内容，懂科技行业和Web3行业。那还在招聘视频的后期、商务和运营。具体信息大家可以看节目的show notes，感兴趣的小伙伴也可以把你们的简历还有代表作品发送到我们的邮箱，podcast@sv101.net。我，我，再说一遍，邮箱的地址是podcast@sv101.net。非常期待对做内容有热情的小伙伴来加入我们，跟我们一起创作。</w:t>
       </w:r>
     </w:p>
     <w:p>
